--- a/Documentos Legales/PYMIA_Offer_Letter.docx
+++ b/Documentos Legales/PYMIA_Offer_Letter.docx
@@ -45,7 +45,7 @@
           <w:sz w:val="20"/>
           <w:szCs w:val="20"/>
         </w:rPr>
-        <w:t xml:space="preserve">Bogotá D.C., Colombia  |  [www.pymia.co]  |  [hola@pymia.co]</w:t>
+        <w:t>Bogotá D.C., Colombia  |  [www.pymia.co]  |  pymia40@gmail.com</w:t>
       </w:r>
     </w:p>
     <w:p>
@@ -79,7 +79,7 @@
           <w:sz w:val="22"/>
           <w:szCs w:val="22"/>
         </w:rPr>
-        <w:t xml:space="preserve">Bogotá D.C., [DD] de [MES] de 2025</w:t>
+        <w:t>Bogotá D.C., [DD] de [MES] de 2026</w:t>
       </w:r>
     </w:p>
     <w:p>
@@ -1454,7 +1454,7 @@
           <w:sz w:val="22"/>
           <w:szCs w:val="22"/>
         </w:rPr>
-        <w:t xml:space="preserve">Esperamos contar con su respuesta antes del [DD/MM/AAAA]. Para aceptar esta oferta, por favor firme y devuelva una copia de esta carta al correo [hola@pymia.co] antes de la fecha indicada.</w:t>
+        <w:t>Esperamos contar con su respuesta antes del [DD/MM/AAAA]. Para aceptar esta oferta, por favor firme y devuelva una copia de esta carta al correo pymia40@gmail.com antes de la fecha indicada.</w:t>
       </w:r>
     </w:p>
     <w:p>
@@ -1535,7 +1535,7 @@
           <w:sz w:val="22"/>
           <w:szCs w:val="22"/>
         </w:rPr>
-        <w:t xml:space="preserve">David Gutierrez</w:t>
+        <w:t>David Gutierrez Gavilanes</w:t>
       </w:r>
     </w:p>
     <w:p>
@@ -1577,7 +1577,7 @@
           <w:sz w:val="20"/>
           <w:szCs w:val="20"/>
         </w:rPr>
-        <w:t xml:space="preserve">[hola@pymia.co]  |  [+57 ___________]</w:t>
+        <w:t>pymia40@gmail.com  |  [+57 ___________]</w:t>
       </w:r>
     </w:p>
     <w:p>
